--- a/小野町_引継ぎ_整理済/19_打合せ/小野町_打合せ資料_現在地と論点_20261005.docx
+++ b/小野町_引継ぎ_整理済/19_打合せ/小野町_打合せ資料_現在地と論点_20261005.docx
@@ -34,6 +34,7 @@
     </w:p>
     <w:p>
       <w:pPr>
+        <w:pStyle w:val="Heading1"/>
         <w:keepNext/>
         <w:spacing w:before="240" w:after="100"/>
       </w:pPr>
@@ -636,6 +637,7 @@
     </w:p>
     <w:p>
       <w:pPr>
+        <w:pStyle w:val="Heading1"/>
         <w:keepNext/>
         <w:spacing w:before="240" w:after="100"/>
       </w:pPr>
@@ -1249,6 +1251,7 @@
     </w:p>
     <w:p>
       <w:pPr>
+        <w:pStyle w:val="Heading1"/>
         <w:keepNext/>
         <w:spacing w:before="240" w:after="100"/>
       </w:pPr>
@@ -2374,6 +2377,7 @@
     </w:p>
     <w:p>
       <w:pPr>
+        <w:pStyle w:val="Heading2"/>
         <w:keepNext/>
         <w:spacing w:before="180" w:after="100"/>
       </w:pPr>
@@ -2751,6 +2755,7 @@
     </w:p>
     <w:p>
       <w:pPr>
+        <w:pStyle w:val="Heading2"/>
         <w:keepNext/>
         <w:spacing w:before="180" w:after="100"/>
       </w:pPr>
@@ -4631,6 +4636,7 @@
     </w:p>
     <w:p>
       <w:pPr>
+        <w:pStyle w:val="Heading2"/>
         <w:keepNext/>
         <w:spacing w:before="180" w:after="100"/>
       </w:pPr>
@@ -5075,6 +5081,7 @@
     </w:p>
     <w:p>
       <w:pPr>
+        <w:pStyle w:val="Heading1"/>
         <w:keepNext/>
         <w:spacing w:before="240" w:after="100"/>
       </w:pPr>
@@ -5107,6 +5114,7 @@
     </w:p>
     <w:p>
       <w:pPr>
+        <w:pStyle w:val="Heading2"/>
         <w:keepNext/>
         <w:spacing w:before="180" w:after="100"/>
       </w:pPr>
@@ -5285,6 +5293,7 @@
     </w:p>
     <w:p>
       <w:pPr>
+        <w:pStyle w:val="Heading2"/>
         <w:keepNext/>
         <w:spacing w:before="180" w:after="100"/>
       </w:pPr>
@@ -5463,6 +5472,7 @@
     </w:p>
     <w:p>
       <w:pPr>
+        <w:pStyle w:val="Heading2"/>
         <w:keepNext/>
         <w:spacing w:before="180" w:after="100"/>
       </w:pPr>
@@ -5641,6 +5651,7 @@
     </w:p>
     <w:p>
       <w:pPr>
+        <w:pStyle w:val="Heading2"/>
         <w:keepNext/>
         <w:spacing w:before="180" w:after="100"/>
       </w:pPr>
@@ -5819,6 +5830,7 @@
     </w:p>
     <w:p>
       <w:pPr>
+        <w:pStyle w:val="Heading2"/>
         <w:keepNext/>
         <w:spacing w:before="180" w:after="100"/>
       </w:pPr>
@@ -5979,6 +5991,7 @@
     </w:p>
     <w:p>
       <w:pPr>
+        <w:pStyle w:val="Heading2"/>
         <w:keepNext/>
         <w:spacing w:before="180" w:after="100"/>
       </w:pPr>
@@ -6148,6 +6161,7 @@
     </w:p>
     <w:p>
       <w:pPr>
+        <w:pStyle w:val="Heading2"/>
         <w:keepNext/>
         <w:spacing w:before="180" w:after="100"/>
       </w:pPr>
@@ -6335,6 +6349,7 @@
     </w:p>
     <w:p>
       <w:pPr>
+        <w:pStyle w:val="Heading2"/>
         <w:keepNext/>
         <w:spacing w:before="180" w:after="100"/>
       </w:pPr>
@@ -6504,6 +6519,7 @@
     </w:p>
     <w:p>
       <w:pPr>
+        <w:pStyle w:val="Heading2"/>
         <w:keepNext/>
         <w:spacing w:before="180" w:after="100"/>
       </w:pPr>
@@ -6673,6 +6689,7 @@
     </w:p>
     <w:p>
       <w:pPr>
+        <w:pStyle w:val="Heading2"/>
         <w:keepNext/>
         <w:spacing w:before="180" w:after="100"/>
       </w:pPr>
@@ -6851,6 +6868,7 @@
     </w:p>
     <w:p>
       <w:pPr>
+        <w:pStyle w:val="Heading2"/>
         <w:keepNext/>
         <w:spacing w:before="180" w:after="100"/>
       </w:pPr>
@@ -7029,6 +7047,7 @@
     </w:p>
     <w:p>
       <w:pPr>
+        <w:pStyle w:val="Heading1"/>
         <w:keepNext/>
         <w:spacing w:before="240" w:after="100"/>
       </w:pPr>
@@ -8254,6 +8273,7 @@
     </w:p>
     <w:p>
       <w:pPr>
+        <w:pStyle w:val="Heading1"/>
         <w:keepNext/>
         <w:spacing w:before="240" w:after="100"/>
       </w:pPr>
@@ -10902,6 +10922,7 @@
     </w:p>
     <w:p>
       <w:pPr>
+        <w:pStyle w:val="Heading1"/>
         <w:keepNext/>
         <w:spacing w:before="240" w:after="100"/>
       </w:pPr>
@@ -11360,7 +11381,7 @@
                 <w:i w:val="0"/>
                 <w:sz w:val="17"/>
               </w:rPr>
-              <w:t>12月までに印刷の発注をしないと2月の校了に間に合わない</w:t>
+              <w:t>年度末は印刷が集中するため、1月中に印刷業者を押さえる</w:t>
             </w:r>
           </w:p>
         </w:tc>
@@ -11646,7 +11667,7 @@
           <w:i w:val="0"/>
           <w:sz w:val="21"/>
         </w:rPr>
-        <w:t>ここから逆算すると、</w:t>
+        <w:t>ここから逆算すると発注は2月中旬まで待てますが、</w:t>
       </w:r>
       <w:r>
         <w:rPr>
@@ -11655,7 +11676,7 @@
           <w:i w:val="0"/>
           <w:sz w:val="21"/>
         </w:rPr>
-        <w:t>12月までに印刷業者の確保が要ります。</w:t>
+        <w:t>年度末は印刷が集中するため1月中の確保が要ります。</w:t>
       </w:r>
       <w:r>
         <w:rPr>
@@ -11701,6 +11722,7 @@
     </w:p>
     <w:p>
       <w:pPr>
+        <w:pStyle w:val="Heading1"/>
         <w:keepNext/>
         <w:spacing w:before="240" w:after="100"/>
       </w:pPr>
@@ -12495,6 +12517,7 @@
     <w:rPr>
       <w:rFonts w:ascii="游ゴシック" w:hAnsi="游ゴシック" w:eastAsia="游ゴシック"/>
       <w:sz w:val="21"/>
+      <w:lang w:val="en-US" w:eastAsia="ja-JP"/>
     </w:rPr>
   </w:style>
   <w:style w:type="paragraph" w:styleId="Header">
@@ -12552,15 +12575,17 @@
     <w:pPr>
       <w:keepNext/>
       <w:keepLines/>
-      <w:spacing w:before="480" w:after="0"/>
+      <w:spacing w:before="240" w:after="100"/>
+      <w:ind w:left="0" w:firstLine="0"/>
       <w:outlineLvl w:val="0"/>
     </w:pPr>
     <w:rPr>
-      <w:rFonts w:asciiTheme="majorHAnsi" w:eastAsiaTheme="majorEastAsia" w:hAnsiTheme="majorHAnsi" w:cstheme="majorBidi"/>
+      <w:rFonts w:asciiTheme="majorHAnsi" w:eastAsiaTheme="majorEastAsia" w:hAnsiTheme="majorHAnsi" w:cstheme="majorBidi" w:ascii="游ゴシック" w:hAnsi="游ゴシック" w:eastAsia="游ゴシック"/>
       <w:b/>
       <w:bCs/>
-      <w:color w:val="365F91" w:themeColor="accent1" w:themeShade="BF"/>
-      <w:sz w:val="28"/>
+      <w:i w:val="0"/>
+      <w:color w:val="2E74B5"/>
+      <w:sz w:val="30"/>
       <w:szCs w:val="28"/>
     </w:rPr>
   </w:style>
@@ -12576,15 +12601,17 @@
     <w:pPr>
       <w:keepNext/>
       <w:keepLines/>
-      <w:spacing w:before="200" w:after="0"/>
+      <w:spacing w:before="180" w:after="100"/>
+      <w:ind w:left="0" w:firstLine="0"/>
       <w:outlineLvl w:val="1"/>
     </w:pPr>
     <w:rPr>
-      <w:rFonts w:asciiTheme="majorHAnsi" w:eastAsiaTheme="majorEastAsia" w:hAnsiTheme="majorHAnsi" w:cstheme="majorBidi"/>
+      <w:rFonts w:asciiTheme="majorHAnsi" w:eastAsiaTheme="majorEastAsia" w:hAnsiTheme="majorHAnsi" w:cstheme="majorBidi" w:ascii="游ゴシック" w:hAnsi="游ゴシック" w:eastAsia="游ゴシック"/>
       <w:b/>
       <w:bCs/>
-      <w:color w:val="4F81BD" w:themeColor="accent1"/>
-      <w:sz w:val="26"/>
+      <w:i w:val="0"/>
+      <w:color w:val="2E74B5"/>
+      <w:sz w:val="25"/>
       <w:szCs w:val="26"/>
     </w:rPr>
   </w:style>
@@ -12600,14 +12627,17 @@
     <w:pPr>
       <w:keepNext/>
       <w:keepLines/>
-      <w:spacing w:before="200" w:after="0"/>
+      <w:spacing w:before="180" w:after="80"/>
+      <w:ind w:left="0" w:firstLine="0"/>
       <w:outlineLvl w:val="2"/>
     </w:pPr>
     <w:rPr>
-      <w:rFonts w:asciiTheme="majorHAnsi" w:eastAsiaTheme="majorEastAsia" w:hAnsiTheme="majorHAnsi" w:cstheme="majorBidi"/>
+      <w:rFonts w:asciiTheme="majorHAnsi" w:eastAsiaTheme="majorEastAsia" w:hAnsiTheme="majorHAnsi" w:cstheme="majorBidi" w:ascii="游ゴシック" w:hAnsi="游ゴシック" w:eastAsia="游ゴシック"/>
       <w:b/>
       <w:bCs/>
-      <w:color w:val="4F81BD" w:themeColor="accent1"/>
+      <w:i w:val="0"/>
+      <w:color w:val="1F4D78"/>
+      <w:sz w:val="22"/>
     </w:rPr>
   </w:style>
   <w:style w:type="paragraph" w:styleId="Heading4">

--- a/小野町_引継ぎ_整理済/19_打合せ/小野町_打合せ資料_現在地と論点_20261005.docx
+++ b/小野町_引継ぎ_整理済/19_打合せ/小野町_打合せ資料_現在地と論点_20261005.docx
@@ -1027,6 +1027,7 @@
           </w:tcPr>
           <w:p>
             <w:pPr>
+              <w:keepNext/>
               <w:spacing w:before="20" w:after="20"/>
             </w:pPr>
             <w:r>
@@ -1047,6 +1048,7 @@
           </w:tcPr>
           <w:p>
             <w:pPr>
+              <w:keepNext/>
               <w:spacing w:before="20" w:after="20"/>
               <w:jc w:val="right"/>
             </w:pPr>
@@ -1068,6 +1070,7 @@
           </w:tcPr>
           <w:p>
             <w:pPr>
+              <w:keepNext/>
               <w:spacing w:before="20" w:after="20"/>
               <w:jc w:val="right"/>
             </w:pPr>
@@ -2573,6 +2576,7 @@
           </w:tcPr>
           <w:p>
             <w:pPr>
+              <w:keepNext/>
               <w:spacing w:before="20" w:after="20"/>
             </w:pPr>
             <w:r>
@@ -2593,6 +2597,7 @@
           </w:tcPr>
           <w:p>
             <w:pPr>
+              <w:keepNext/>
               <w:spacing w:before="20" w:after="20"/>
               <w:jc w:val="right"/>
             </w:pPr>
@@ -4879,6 +4884,7 @@
           </w:tcPr>
           <w:p>
             <w:pPr>
+              <w:keepNext/>
               <w:spacing w:before="20" w:after="20"/>
             </w:pPr>
             <w:r>
@@ -4899,6 +4905,7 @@
           </w:tcPr>
           <w:p>
             <w:pPr>
+              <w:keepNext/>
               <w:spacing w:before="20" w:after="20"/>
               <w:jc w:val="right"/>
             </w:pPr>
@@ -4920,6 +4927,7 @@
           </w:tcPr>
           <w:p>
             <w:pPr>
+              <w:keepNext/>
               <w:spacing w:before="20" w:after="20"/>
               <w:jc w:val="right"/>
             </w:pPr>
@@ -4941,6 +4949,7 @@
           </w:tcPr>
           <w:p>
             <w:pPr>
+              <w:keepNext/>
               <w:spacing w:before="20" w:after="20"/>
               <w:jc w:val="right"/>
             </w:pPr>
@@ -7296,6 +7305,7 @@
           </w:tcPr>
           <w:p>
             <w:pPr>
+              <w:keepNext/>
               <w:spacing w:before="20" w:after="20"/>
             </w:pPr>
             <w:r>
@@ -7316,6 +7326,7 @@
           </w:tcPr>
           <w:p>
             <w:pPr>
+              <w:keepNext/>
               <w:spacing w:before="20" w:after="20"/>
             </w:pPr>
             <w:r>
@@ -7336,6 +7347,7 @@
           </w:tcPr>
           <w:p>
             <w:pPr>
+              <w:keepNext/>
               <w:spacing w:before="20" w:after="20"/>
             </w:pPr>
             <w:r>
@@ -7356,6 +7368,7 @@
           </w:tcPr>
           <w:p>
             <w:pPr>
+              <w:keepNext/>
               <w:spacing w:before="20" w:after="20"/>
             </w:pPr>
             <w:r>
@@ -7857,6 +7870,7 @@
           </w:tcPr>
           <w:p>
             <w:pPr>
+              <w:keepNext/>
               <w:spacing w:before="20" w:after="20"/>
             </w:pPr>
             <w:r>
@@ -7877,6 +7891,7 @@
           </w:tcPr>
           <w:p>
             <w:pPr>
+              <w:keepNext/>
               <w:spacing w:before="20" w:after="20"/>
               <w:jc w:val="right"/>
             </w:pPr>
@@ -7898,6 +7913,7 @@
           </w:tcPr>
           <w:p>
             <w:pPr>
+              <w:keepNext/>
               <w:spacing w:before="20" w:after="20"/>
               <w:jc w:val="right"/>
             </w:pPr>
@@ -7919,6 +7935,7 @@
           </w:tcPr>
           <w:p>
             <w:pPr>
+              <w:keepNext/>
               <w:spacing w:before="20" w:after="20"/>
               <w:jc w:val="right"/>
             </w:pPr>
@@ -11880,6 +11897,7 @@
           </w:tcPr>
           <w:p>
             <w:pPr>
+              <w:keepNext/>
               <w:spacing w:before="20" w:after="20"/>
             </w:pPr>
             <w:r>
@@ -11900,6 +11918,7 @@
           </w:tcPr>
           <w:p>
             <w:pPr>
+              <w:keepNext/>
               <w:spacing w:before="20" w:after="20"/>
             </w:pPr>
             <w:r>
@@ -11920,6 +11939,7 @@
           </w:tcPr>
           <w:p>
             <w:pPr>
+              <w:keepNext/>
               <w:spacing w:before="20" w:after="20"/>
             </w:pPr>
             <w:r>
@@ -11940,6 +11960,7 @@
           </w:tcPr>
           <w:p>
             <w:pPr>
+              <w:keepNext/>
               <w:spacing w:before="20" w:after="20"/>
             </w:pPr>
             <w:r>

--- a/小野町_引継ぎ_整理済/19_打合せ/小野町_打合せ資料_現在地と論点_20261005.docx
+++ b/小野町_引継ぎ_整理済/19_打合せ/小野町_打合せ資料_現在地と論点_20261005.docx
@@ -526,6 +526,7 @@
           </w:tcPr>
           <w:p>
             <w:pPr>
+              <w:keepNext/>
               <w:spacing w:before="20" w:after="20"/>
             </w:pPr>
             <w:r>
@@ -546,6 +547,7 @@
           </w:tcPr>
           <w:p>
             <w:pPr>
+              <w:keepNext/>
               <w:spacing w:before="20" w:after="20"/>
             </w:pPr>
             <w:r>
@@ -2056,6 +2058,7 @@
           </w:tcPr>
           <w:p>
             <w:pPr>
+              <w:keepNext/>
               <w:spacing w:before="20" w:after="20"/>
             </w:pPr>
             <w:r>
@@ -2076,6 +2079,7 @@
           </w:tcPr>
           <w:p>
             <w:pPr>
+              <w:keepNext/>
               <w:spacing w:before="20" w:after="20"/>
             </w:pPr>
             <w:r>
@@ -2096,6 +2100,7 @@
           </w:tcPr>
           <w:p>
             <w:pPr>
+              <w:keepNext/>
               <w:spacing w:before="20" w:after="20"/>
               <w:jc w:val="right"/>
             </w:pPr>
@@ -2117,6 +2122,7 @@
           </w:tcPr>
           <w:p>
             <w:pPr>
+              <w:keepNext/>
               <w:spacing w:before="20" w:after="20"/>
               <w:jc w:val="right"/>
             </w:pPr>
@@ -2138,6 +2144,7 @@
           </w:tcPr>
           <w:p>
             <w:pPr>
+              <w:keepNext/>
               <w:spacing w:before="20" w:after="20"/>
               <w:jc w:val="right"/>
             </w:pPr>
@@ -11493,6 +11500,7 @@
           </w:tcPr>
           <w:p>
             <w:pPr>
+              <w:keepNext/>
               <w:spacing w:before="20" w:after="20"/>
             </w:pPr>
             <w:r>
@@ -11513,6 +11521,7 @@
           </w:tcPr>
           <w:p>
             <w:pPr>
+              <w:keepNext/>
               <w:spacing w:before="20" w:after="20"/>
             </w:pPr>
             <w:r>
@@ -11542,6 +11551,7 @@
           </w:tcPr>
           <w:p>
             <w:pPr>
+              <w:keepNext/>
               <w:spacing w:before="20" w:after="20"/>
             </w:pPr>
             <w:r>
@@ -11562,6 +11572,7 @@
           </w:tcPr>
           <w:p>
             <w:pPr>
+              <w:keepNext/>
               <w:spacing w:before="20" w:after="20"/>
             </w:pPr>
             <w:r>

--- a/小野町_引継ぎ_整理済/19_打合せ/小野町_打合せ資料_現在地と論点_20261005.docx
+++ b/小野町_引継ぎ_整理済/19_打合せ/小野町_打合せ資料_現在地と論点_20261005.docx
@@ -1307,16 +1307,16 @@
         </w:tblCellMar>
       </w:tblPr>
       <w:tblGrid>
-        <w:gridCol w:w="1407"/>
-        <w:gridCol w:w="2747"/>
-        <w:gridCol w:w="1657"/>
-        <w:gridCol w:w="1872"/>
-        <w:gridCol w:w="2069"/>
+        <w:gridCol w:w="1403"/>
+        <w:gridCol w:w="2779"/>
+        <w:gridCol w:w="1650"/>
+        <w:gridCol w:w="1863"/>
+        <w:gridCol w:w="2057"/>
       </w:tblGrid>
       <w:tr>
         <w:tc>
           <w:tcPr>
-            <w:tcW w:type="dxa" w:w="1407"/>
+            <w:tcW w:type="dxa" w:w="1403"/>
             <w:shd w:val="clear" w:fill="1F3864"/>
             <w:vAlign w:val="center"/>
           </w:tcPr>
@@ -1329,7 +1329,7 @@
         </w:tc>
         <w:tc>
           <w:tcPr>
-            <w:tcW w:type="dxa" w:w="2747"/>
+            <w:tcW w:type="dxa" w:w="2779"/>
             <w:shd w:val="clear" w:fill="1F3864"/>
             <w:vAlign w:val="center"/>
           </w:tcPr>
@@ -1352,7 +1352,7 @@
         </w:tc>
         <w:tc>
           <w:tcPr>
-            <w:tcW w:type="dxa" w:w="1657"/>
+            <w:tcW w:type="dxa" w:w="1650"/>
             <w:shd w:val="clear" w:fill="1F3864"/>
             <w:vAlign w:val="center"/>
           </w:tcPr>
@@ -1375,7 +1375,7 @@
         </w:tc>
         <w:tc>
           <w:tcPr>
-            <w:tcW w:type="dxa" w:w="1872"/>
+            <w:tcW w:type="dxa" w:w="1863"/>
             <w:shd w:val="clear" w:fill="1F3864"/>
             <w:vAlign w:val="center"/>
           </w:tcPr>
@@ -1398,7 +1398,7 @@
         </w:tc>
         <w:tc>
           <w:tcPr>
-            <w:tcW w:type="dxa" w:w="2069"/>
+            <w:tcW w:type="dxa" w:w="2057"/>
             <w:shd w:val="clear" w:fill="1F3864"/>
             <w:vAlign w:val="center"/>
           </w:tcPr>
@@ -1423,7 +1423,7 @@
       <w:tr>
         <w:tc>
           <w:tcPr>
-            <w:tcW w:type="dxa" w:w="1407"/>
+            <w:tcW w:type="dxa" w:w="1403"/>
             <w:vAlign w:val="center"/>
           </w:tcPr>
           <w:p>
@@ -1443,7 +1443,7 @@
         </w:tc>
         <w:tc>
           <w:tcPr>
-            <w:tcW w:type="dxa" w:w="2747"/>
+            <w:tcW w:type="dxa" w:w="2779"/>
             <w:vAlign w:val="center"/>
           </w:tcPr>
           <w:p>
@@ -1463,7 +1463,7 @@
         </w:tc>
         <w:tc>
           <w:tcPr>
-            <w:tcW w:type="dxa" w:w="1657"/>
+            <w:tcW w:type="dxa" w:w="1650"/>
             <w:vAlign w:val="center"/>
           </w:tcPr>
           <w:p>
@@ -1484,7 +1484,7 @@
         </w:tc>
         <w:tc>
           <w:tcPr>
-            <w:tcW w:type="dxa" w:w="1872"/>
+            <w:tcW w:type="dxa" w:w="1863"/>
             <w:vAlign w:val="center"/>
           </w:tcPr>
           <w:p>
@@ -1505,7 +1505,7 @@
         </w:tc>
         <w:tc>
           <w:tcPr>
-            <w:tcW w:type="dxa" w:w="2069"/>
+            <w:tcW w:type="dxa" w:w="2057"/>
             <w:vAlign w:val="center"/>
           </w:tcPr>
           <w:p>
@@ -1528,7 +1528,7 @@
       <w:tr>
         <w:tc>
           <w:tcPr>
-            <w:tcW w:type="dxa" w:w="1407"/>
+            <w:tcW w:type="dxa" w:w="1403"/>
             <w:vAlign w:val="center"/>
           </w:tcPr>
           <w:p>
@@ -1548,7 +1548,7 @@
         </w:tc>
         <w:tc>
           <w:tcPr>
-            <w:tcW w:type="dxa" w:w="2747"/>
+            <w:tcW w:type="dxa" w:w="2779"/>
             <w:vAlign w:val="center"/>
           </w:tcPr>
           <w:p>
@@ -1562,13 +1562,13 @@
                 <w:i w:val="0"/>
                 <w:sz w:val="17"/>
               </w:rPr>
-              <w:t>当方の算定　基金12,000千円を全額取崩</w:t>
-            </w:r>
-          </w:p>
-        </w:tc>
-        <w:tc>
-          <w:tcPr>
-            <w:tcW w:type="dxa" w:w="1657"/>
+              <w:t>当方の算定　基金105,000千円を取崩</w:t>
+            </w:r>
+          </w:p>
+        </w:tc>
+        <w:tc>
+          <w:tcPr>
+            <w:tcW w:type="dxa" w:w="1650"/>
             <w:vAlign w:val="center"/>
           </w:tcPr>
           <w:p>
@@ -1583,13 +1583,13 @@
                 <w:i w:val="0"/>
                 <w:sz w:val="17"/>
               </w:rPr>
-              <w:t>5,950円</w:t>
-            </w:r>
-          </w:p>
-        </w:tc>
-        <w:tc>
-          <w:tcPr>
-            <w:tcW w:type="dxa" w:w="1872"/>
+              <w:t>5,188円</w:t>
+            </w:r>
+          </w:p>
+        </w:tc>
+        <w:tc>
+          <w:tcPr>
+            <w:tcW w:type="dxa" w:w="1863"/>
             <w:vAlign w:val="center"/>
           </w:tcPr>
           <w:p>
@@ -1604,13 +1604,13 @@
                 <w:i w:val="0"/>
                 <w:sz w:val="17"/>
               </w:rPr>
-              <w:t>6,000円</w:t>
-            </w:r>
-          </w:p>
-        </w:tc>
-        <w:tc>
-          <w:tcPr>
-            <w:tcW w:type="dxa" w:w="2069"/>
+              <w:t>5,200円</w:t>
+            </w:r>
+          </w:p>
+        </w:tc>
+        <w:tc>
+          <w:tcPr>
+            <w:tcW w:type="dxa" w:w="2057"/>
             <w:vAlign w:val="center"/>
           </w:tcPr>
           <w:p>
@@ -1625,7 +1625,7 @@
                 <w:i w:val="0"/>
                 <w:sz w:val="17"/>
               </w:rPr>
-              <w:t>-600円</w:t>
+              <w:t>-1,400円</w:t>
             </w:r>
           </w:p>
         </w:tc>
@@ -1633,7 +1633,7 @@
       <w:tr>
         <w:tc>
           <w:tcPr>
-            <w:tcW w:type="dxa" w:w="1407"/>
+            <w:tcW w:type="dxa" w:w="1403"/>
             <w:vAlign w:val="center"/>
           </w:tcPr>
           <w:p>
@@ -1653,7 +1653,7 @@
         </w:tc>
         <w:tc>
           <w:tcPr>
-            <w:tcW w:type="dxa" w:w="2747"/>
+            <w:tcW w:type="dxa" w:w="2779"/>
             <w:vAlign w:val="center"/>
           </w:tcPr>
           <w:p>
@@ -1673,7 +1673,7 @@
         </w:tc>
         <w:tc>
           <w:tcPr>
-            <w:tcW w:type="dxa" w:w="1657"/>
+            <w:tcW w:type="dxa" w:w="1650"/>
             <w:vAlign w:val="center"/>
           </w:tcPr>
           <w:p>
@@ -1694,7 +1694,7 @@
         </w:tc>
         <w:tc>
           <w:tcPr>
-            <w:tcW w:type="dxa" w:w="1872"/>
+            <w:tcW w:type="dxa" w:w="1863"/>
             <w:vAlign w:val="center"/>
           </w:tcPr>
           <w:p>
@@ -1715,7 +1715,7 @@
         </w:tc>
         <w:tc>
           <w:tcPr>
-            <w:tcW w:type="dxa" w:w="2069"/>
+            <w:tcW w:type="dxa" w:w="2057"/>
             <w:vAlign w:val="center"/>
           </w:tcPr>
           <w:p>
@@ -1738,7 +1738,7 @@
       <w:tr>
         <w:tc>
           <w:tcPr>
-            <w:tcW w:type="dxa" w:w="1407"/>
+            <w:tcW w:type="dxa" w:w="1403"/>
             <w:vAlign w:val="center"/>
           </w:tcPr>
           <w:p>
@@ -1752,18 +1752,60 @@
                 <w:i w:val="0"/>
                 <w:sz w:val="17"/>
               </w:rPr>
-              <w:t>B-1</w:t>
-            </w:r>
-          </w:p>
-        </w:tc>
-        <w:tc>
-          <w:tcPr>
-            <w:tcW w:type="dxa" w:w="2747"/>
-            <w:vAlign w:val="center"/>
-          </w:tcPr>
-          <w:p>
-            <w:pPr>
-              <w:spacing w:before="20" w:after="20"/>
+              <w:t>A-4</w:t>
+            </w:r>
+          </w:p>
+        </w:tc>
+        <w:tc>
+          <w:tcPr>
+            <w:tcW w:type="dxa" w:w="2779"/>
+            <w:vAlign w:val="center"/>
+          </w:tcPr>
+          <w:p>
+            <w:pPr>
+              <w:spacing w:before="20" w:after="20"/>
+            </w:pPr>
+            <w:r>
+              <w:rPr>
+                <w:rFonts w:ascii="游ゴシック" w:hAnsi="游ゴシック" w:eastAsia="游ゴシック"/>
+                <w:b w:val="0"/>
+                <w:i w:val="0"/>
+                <w:sz w:val="17"/>
+              </w:rPr>
+              <w:t>当方の算定　基金210,000千円を全額取崩</w:t>
+            </w:r>
+          </w:p>
+        </w:tc>
+        <w:tc>
+          <w:tcPr>
+            <w:tcW w:type="dxa" w:w="1650"/>
+            <w:vAlign w:val="center"/>
+          </w:tcPr>
+          <w:p>
+            <w:pPr>
+              <w:spacing w:before="20" w:after="20"/>
+              <w:jc w:val="right"/>
+            </w:pPr>
+            <w:r>
+              <w:rPr>
+                <w:rFonts w:ascii="游ゴシック" w:hAnsi="游ゴシック" w:eastAsia="游ゴシック"/>
+                <w:b w:val="0"/>
+                <w:i w:val="0"/>
+                <w:sz w:val="17"/>
+              </w:rPr>
+              <w:t>4,328円</w:t>
+            </w:r>
+          </w:p>
+        </w:tc>
+        <w:tc>
+          <w:tcPr>
+            <w:tcW w:type="dxa" w:w="1863"/>
+            <w:vAlign w:val="center"/>
+          </w:tcPr>
+          <w:p>
+            <w:pPr>
+              <w:spacing w:before="20" w:after="20"/>
+              <w:jc w:val="right"/>
             </w:pPr>
             <w:r>
               <w:rPr>
@@ -1772,13 +1814,13 @@
                 <w:i w:val="0"/>
                 <w:sz w:val="17"/>
               </w:rPr>
-              <w:t>見える化システム　取崩なし</w:t>
-            </w:r>
-          </w:p>
-        </w:tc>
-        <w:tc>
-          <w:tcPr>
-            <w:tcW w:type="dxa" w:w="1657"/>
+              <w:t>4,400円</w:t>
+            </w:r>
+          </w:p>
+        </w:tc>
+        <w:tc>
+          <w:tcPr>
+            <w:tcW w:type="dxa" w:w="2057"/>
             <w:vAlign w:val="center"/>
           </w:tcPr>
           <w:p>
@@ -1789,53 +1831,11 @@
             <w:r>
               <w:rPr>
                 <w:rFonts w:ascii="游ゴシック" w:hAnsi="游ゴシック" w:eastAsia="游ゴシック"/>
-                <w:b w:val="0"/>
-                <w:i w:val="0"/>
-                <w:sz w:val="17"/>
-              </w:rPr>
-              <w:t>6,533円</w:t>
-            </w:r>
-          </w:p>
-        </w:tc>
-        <w:tc>
-          <w:tcPr>
-            <w:tcW w:type="dxa" w:w="1872"/>
-            <w:vAlign w:val="center"/>
-          </w:tcPr>
-          <w:p>
-            <w:pPr>
-              <w:spacing w:before="20" w:after="20"/>
-              <w:jc w:val="right"/>
-            </w:pPr>
-            <w:r>
-              <w:rPr>
-                <w:rFonts w:ascii="游ゴシック" w:hAnsi="游ゴシック" w:eastAsia="游ゴシック"/>
                 <w:b/>
                 <w:i w:val="0"/>
                 <w:sz w:val="17"/>
               </w:rPr>
-              <w:t>6,600円</w:t>
-            </w:r>
-          </w:p>
-        </w:tc>
-        <w:tc>
-          <w:tcPr>
-            <w:tcW w:type="dxa" w:w="2069"/>
-            <w:vAlign w:val="center"/>
-          </w:tcPr>
-          <w:p>
-            <w:pPr>
-              <w:spacing w:before="20" w:after="20"/>
-              <w:jc w:val="right"/>
-            </w:pPr>
-            <w:r>
-              <w:rPr>
-                <w:rFonts w:ascii="游ゴシック" w:hAnsi="游ゴシック" w:eastAsia="游ゴシック"/>
-                <w:b/>
-                <w:i w:val="0"/>
-                <w:sz w:val="17"/>
-              </w:rPr>
-              <w:t>±0円（据え置き）</w:t>
+              <w:t>-2,200円</w:t>
             </w:r>
           </w:p>
         </w:tc>
@@ -1843,7 +1843,7 @@
       <w:tr>
         <w:tc>
           <w:tcPr>
-            <w:tcW w:type="dxa" w:w="1407"/>
+            <w:tcW w:type="dxa" w:w="1403"/>
             <w:vAlign w:val="center"/>
           </w:tcPr>
           <w:p>
@@ -1857,18 +1857,39 @@
                 <w:i w:val="0"/>
                 <w:sz w:val="17"/>
               </w:rPr>
-              <w:t>B-2</w:t>
-            </w:r>
-          </w:p>
-        </w:tc>
-        <w:tc>
-          <w:tcPr>
-            <w:tcW w:type="dxa" w:w="2747"/>
-            <w:vAlign w:val="center"/>
-          </w:tcPr>
-          <w:p>
-            <w:pPr>
-              <w:spacing w:before="20" w:after="20"/>
+              <w:t>B-1</w:t>
+            </w:r>
+          </w:p>
+        </w:tc>
+        <w:tc>
+          <w:tcPr>
+            <w:tcW w:type="dxa" w:w="2779"/>
+            <w:vAlign w:val="center"/>
+          </w:tcPr>
+          <w:p>
+            <w:pPr>
+              <w:spacing w:before="20" w:after="20"/>
+            </w:pPr>
+            <w:r>
+              <w:rPr>
+                <w:rFonts w:ascii="游ゴシック" w:hAnsi="游ゴシック" w:eastAsia="游ゴシック"/>
+                <w:b/>
+                <w:i w:val="0"/>
+                <w:sz w:val="17"/>
+              </w:rPr>
+              <w:t>見える化システム　取崩なし</w:t>
+            </w:r>
+          </w:p>
+        </w:tc>
+        <w:tc>
+          <w:tcPr>
+            <w:tcW w:type="dxa" w:w="1650"/>
+            <w:vAlign w:val="center"/>
+          </w:tcPr>
+          <w:p>
+            <w:pPr>
+              <w:spacing w:before="20" w:after="20"/>
+              <w:jc w:val="right"/>
             </w:pPr>
             <w:r>
               <w:rPr>
@@ -1877,13 +1898,13 @@
                 <w:i w:val="0"/>
                 <w:sz w:val="17"/>
               </w:rPr>
-              <w:t>見える化システム　基金12,000千円を全額取崩</w:t>
-            </w:r>
-          </w:p>
-        </w:tc>
-        <w:tc>
-          <w:tcPr>
-            <w:tcW w:type="dxa" w:w="1657"/>
+              <w:t>6,533円</w:t>
+            </w:r>
+          </w:p>
+        </w:tc>
+        <w:tc>
+          <w:tcPr>
+            <w:tcW w:type="dxa" w:w="1863"/>
             <w:vAlign w:val="center"/>
           </w:tcPr>
           <w:p>
@@ -1894,17 +1915,17 @@
             <w:r>
               <w:rPr>
                 <w:rFonts w:ascii="游ゴシック" w:hAnsi="游ゴシック" w:eastAsia="游ゴシック"/>
-                <w:b w:val="0"/>
-                <w:i w:val="0"/>
-                <w:sz w:val="17"/>
-              </w:rPr>
-              <w:t>6,435円</w:t>
-            </w:r>
-          </w:p>
-        </w:tc>
-        <w:tc>
-          <w:tcPr>
-            <w:tcW w:type="dxa" w:w="1872"/>
+                <w:b/>
+                <w:i w:val="0"/>
+                <w:sz w:val="17"/>
+              </w:rPr>
+              <w:t>6,600円</w:t>
+            </w:r>
+          </w:p>
+        </w:tc>
+        <w:tc>
+          <w:tcPr>
+            <w:tcW w:type="dxa" w:w="2057"/>
             <w:vAlign w:val="center"/>
           </w:tcPr>
           <w:p>
@@ -1919,28 +1940,7 @@
                 <w:i w:val="0"/>
                 <w:sz w:val="17"/>
               </w:rPr>
-              <w:t>6,500円</w:t>
-            </w:r>
-          </w:p>
-        </w:tc>
-        <w:tc>
-          <w:tcPr>
-            <w:tcW w:type="dxa" w:w="2069"/>
-            <w:vAlign w:val="center"/>
-          </w:tcPr>
-          <w:p>
-            <w:pPr>
-              <w:spacing w:before="20" w:after="20"/>
-              <w:jc w:val="right"/>
-            </w:pPr>
-            <w:r>
-              <w:rPr>
-                <w:rFonts w:ascii="游ゴシック" w:hAnsi="游ゴシック" w:eastAsia="游ゴシック"/>
-                <w:b/>
-                <w:i w:val="0"/>
-                <w:sz w:val="17"/>
-              </w:rPr>
-              <w:t>-100円</w:t>
+              <w:t>±0円（据え置き）</w:t>
             </w:r>
           </w:p>
         </w:tc>
@@ -1948,7 +1948,7 @@
       <w:tr>
         <w:tc>
           <w:tcPr>
-            <w:tcW w:type="dxa" w:w="1407"/>
+            <w:tcW w:type="dxa" w:w="1403"/>
             <w:vAlign w:val="center"/>
           </w:tcPr>
           <w:p>
@@ -1962,13 +1962,13 @@
                 <w:i w:val="0"/>
                 <w:sz w:val="17"/>
               </w:rPr>
-              <w:t>B-3</w:t>
-            </w:r>
-          </w:p>
-        </w:tc>
-        <w:tc>
-          <w:tcPr>
-            <w:tcW w:type="dxa" w:w="2747"/>
+              <w:t>B-2</w:t>
+            </w:r>
+          </w:p>
+        </w:tc>
+        <w:tc>
+          <w:tcPr>
+            <w:tcW w:type="dxa" w:w="2779"/>
             <w:vAlign w:val="center"/>
           </w:tcPr>
           <w:p>
@@ -1982,13 +1982,13 @@
                 <w:i w:val="0"/>
                 <w:sz w:val="17"/>
               </w:rPr>
-              <w:t>見える化システム　35,000千円を取崩</w:t>
-            </w:r>
-          </w:p>
-        </w:tc>
-        <w:tc>
-          <w:tcPr>
-            <w:tcW w:type="dxa" w:w="1657"/>
+              <w:t>見える化システム　基金105,000千円を取崩</w:t>
+            </w:r>
+          </w:p>
+        </w:tc>
+        <w:tc>
+          <w:tcPr>
+            <w:tcW w:type="dxa" w:w="1650"/>
             <w:vAlign w:val="center"/>
           </w:tcPr>
           <w:p>
@@ -2003,13 +2003,13 @@
                 <w:i w:val="0"/>
                 <w:sz w:val="17"/>
               </w:rPr>
-              <w:t>6,247円</w:t>
-            </w:r>
-          </w:p>
-        </w:tc>
-        <w:tc>
-          <w:tcPr>
-            <w:tcW w:type="dxa" w:w="1872"/>
+              <w:t>5,673円</w:t>
+            </w:r>
+          </w:p>
+        </w:tc>
+        <w:tc>
+          <w:tcPr>
+            <w:tcW w:type="dxa" w:w="1863"/>
             <w:vAlign w:val="center"/>
           </w:tcPr>
           <w:p>
@@ -2024,13 +2024,13 @@
                 <w:i w:val="0"/>
                 <w:sz w:val="17"/>
               </w:rPr>
-              <w:t>6,300円</w:t>
-            </w:r>
-          </w:p>
-        </w:tc>
-        <w:tc>
-          <w:tcPr>
-            <w:tcW w:type="dxa" w:w="2069"/>
+              <w:t>5,700円</w:t>
+            </w:r>
+          </w:p>
+        </w:tc>
+        <w:tc>
+          <w:tcPr>
+            <w:tcW w:type="dxa" w:w="2057"/>
             <w:vAlign w:val="center"/>
           </w:tcPr>
           <w:p>
@@ -2045,7 +2045,7 @@
                 <w:i w:val="0"/>
                 <w:sz w:val="17"/>
               </w:rPr>
-              <w:t>-300円</w:t>
+              <w:t>-900円</w:t>
             </w:r>
           </w:p>
         </w:tc>
@@ -2053,12 +2053,11 @@
       <w:tr>
         <w:tc>
           <w:tcPr>
-            <w:tcW w:type="dxa" w:w="1407"/>
-            <w:vAlign w:val="center"/>
-          </w:tcPr>
-          <w:p>
-            <w:pPr>
-              <w:keepNext/>
+            <w:tcW w:type="dxa" w:w="1403"/>
+            <w:vAlign w:val="center"/>
+          </w:tcPr>
+          <w:p>
+            <w:pPr>
               <w:spacing w:before="20" w:after="20"/>
             </w:pPr>
             <w:r>
@@ -2068,18 +2067,17 @@
                 <w:i w:val="0"/>
                 <w:sz w:val="17"/>
               </w:rPr>
-              <w:t>C-1</w:t>
-            </w:r>
-          </w:p>
-        </w:tc>
-        <w:tc>
-          <w:tcPr>
-            <w:tcW w:type="dxa" w:w="2747"/>
-            <w:vAlign w:val="center"/>
-          </w:tcPr>
-          <w:p>
-            <w:pPr>
-              <w:keepNext/>
+              <w:t>B-3</w:t>
+            </w:r>
+          </w:p>
+        </w:tc>
+        <w:tc>
+          <w:tcPr>
+            <w:tcW w:type="dxa" w:w="2779"/>
+            <w:vAlign w:val="center"/>
+          </w:tcPr>
+          <w:p>
+            <w:pPr>
               <w:spacing w:before="20" w:after="20"/>
             </w:pPr>
             <w:r>
@@ -2089,18 +2087,17 @@
                 <w:i w:val="0"/>
                 <w:sz w:val="17"/>
               </w:rPr>
-              <w:t>当方の算定　第1号被保険者負担割合24％</w:t>
-            </w:r>
-          </w:p>
-        </w:tc>
-        <w:tc>
-          <w:tcPr>
-            <w:tcW w:type="dxa" w:w="1657"/>
-            <w:vAlign w:val="center"/>
-          </w:tcPr>
-          <w:p>
-            <w:pPr>
-              <w:keepNext/>
+              <w:t>見える化システム　35,000千円を取崩</w:t>
+            </w:r>
+          </w:p>
+        </w:tc>
+        <w:tc>
+          <w:tcPr>
+            <w:tcW w:type="dxa" w:w="1650"/>
+            <w:vAlign w:val="center"/>
+          </w:tcPr>
+          <w:p>
+            <w:pPr>
               <w:spacing w:before="20" w:after="20"/>
               <w:jc w:val="right"/>
             </w:pPr>
@@ -2111,18 +2108,17 @@
                 <w:i w:val="0"/>
                 <w:sz w:val="17"/>
               </w:rPr>
-              <w:t>6,317円</w:t>
-            </w:r>
-          </w:p>
-        </w:tc>
-        <w:tc>
-          <w:tcPr>
-            <w:tcW w:type="dxa" w:w="1872"/>
-            <w:vAlign w:val="center"/>
-          </w:tcPr>
-          <w:p>
-            <w:pPr>
-              <w:keepNext/>
+              <w:t>6,247円</w:t>
+            </w:r>
+          </w:p>
+        </w:tc>
+        <w:tc>
+          <w:tcPr>
+            <w:tcW w:type="dxa" w:w="1863"/>
+            <w:vAlign w:val="center"/>
+          </w:tcPr>
+          <w:p>
+            <w:pPr>
               <w:spacing w:before="20" w:after="20"/>
               <w:jc w:val="right"/>
             </w:pPr>
@@ -2133,18 +2129,17 @@
                 <w:i w:val="0"/>
                 <w:sz w:val="17"/>
               </w:rPr>
-              <w:t>6,400円</w:t>
-            </w:r>
-          </w:p>
-        </w:tc>
-        <w:tc>
-          <w:tcPr>
-            <w:tcW w:type="dxa" w:w="2069"/>
-            <w:vAlign w:val="center"/>
-          </w:tcPr>
-          <w:p>
-            <w:pPr>
-              <w:keepNext/>
+              <w:t>6,300円</w:t>
+            </w:r>
+          </w:p>
+        </w:tc>
+        <w:tc>
+          <w:tcPr>
+            <w:tcW w:type="dxa" w:w="2057"/>
+            <w:vAlign w:val="center"/>
+          </w:tcPr>
+          <w:p>
+            <w:pPr>
               <w:spacing w:before="20" w:after="20"/>
               <w:jc w:val="right"/>
             </w:pPr>
@@ -2155,7 +2150,7 @@
                 <w:i w:val="0"/>
                 <w:sz w:val="17"/>
               </w:rPr>
-              <w:t>-200円</w:t>
+              <w:t>-300円</w:t>
             </w:r>
           </w:p>
         </w:tc>
@@ -2163,7 +2158,7 @@
       <w:tr>
         <w:tc>
           <w:tcPr>
-            <w:tcW w:type="dxa" w:w="1407"/>
+            <w:tcW w:type="dxa" w:w="1403"/>
             <w:vAlign w:val="center"/>
           </w:tcPr>
           <w:p>
@@ -2177,13 +2172,228 @@
                 <w:i w:val="0"/>
                 <w:sz w:val="17"/>
               </w:rPr>
+              <w:t>B-4</w:t>
+            </w:r>
+          </w:p>
+        </w:tc>
+        <w:tc>
+          <w:tcPr>
+            <w:tcW w:type="dxa" w:w="2779"/>
+            <w:vAlign w:val="center"/>
+          </w:tcPr>
+          <w:p>
+            <w:pPr>
+              <w:spacing w:before="20" w:after="20"/>
+            </w:pPr>
+            <w:r>
+              <w:rPr>
+                <w:rFonts w:ascii="游ゴシック" w:hAnsi="游ゴシック" w:eastAsia="游ゴシック"/>
+                <w:b w:val="0"/>
+                <w:i w:val="0"/>
+                <w:sz w:val="17"/>
+              </w:rPr>
+              <w:t>見える化システム　基金210,000千円を全額取崩</w:t>
+            </w:r>
+          </w:p>
+        </w:tc>
+        <w:tc>
+          <w:tcPr>
+            <w:tcW w:type="dxa" w:w="1650"/>
+            <w:vAlign w:val="center"/>
+          </w:tcPr>
+          <w:p>
+            <w:pPr>
+              <w:spacing w:before="20" w:after="20"/>
+              <w:jc w:val="right"/>
+            </w:pPr>
+            <w:r>
+              <w:rPr>
+                <w:rFonts w:ascii="游ゴシック" w:hAnsi="游ゴシック" w:eastAsia="游ゴシック"/>
+                <w:b w:val="0"/>
+                <w:i w:val="0"/>
+                <w:sz w:val="17"/>
+              </w:rPr>
+              <w:t>4,813円</w:t>
+            </w:r>
+          </w:p>
+        </w:tc>
+        <w:tc>
+          <w:tcPr>
+            <w:tcW w:type="dxa" w:w="1863"/>
+            <w:vAlign w:val="center"/>
+          </w:tcPr>
+          <w:p>
+            <w:pPr>
+              <w:spacing w:before="20" w:after="20"/>
+              <w:jc w:val="right"/>
+            </w:pPr>
+            <w:r>
+              <w:rPr>
+                <w:rFonts w:ascii="游ゴシック" w:hAnsi="游ゴシック" w:eastAsia="游ゴシック"/>
+                <w:b/>
+                <w:i w:val="0"/>
+                <w:sz w:val="17"/>
+              </w:rPr>
+              <w:t>4,900円</w:t>
+            </w:r>
+          </w:p>
+        </w:tc>
+        <w:tc>
+          <w:tcPr>
+            <w:tcW w:type="dxa" w:w="2057"/>
+            <w:vAlign w:val="center"/>
+          </w:tcPr>
+          <w:p>
+            <w:pPr>
+              <w:spacing w:before="20" w:after="20"/>
+              <w:jc w:val="right"/>
+            </w:pPr>
+            <w:r>
+              <w:rPr>
+                <w:rFonts w:ascii="游ゴシック" w:hAnsi="游ゴシック" w:eastAsia="游ゴシック"/>
+                <w:b/>
+                <w:i w:val="0"/>
+                <w:sz w:val="17"/>
+              </w:rPr>
+              <w:t>-1,700円</w:t>
+            </w:r>
+          </w:p>
+        </w:tc>
+      </w:tr>
+      <w:tr>
+        <w:tc>
+          <w:tcPr>
+            <w:tcW w:type="dxa" w:w="1403"/>
+            <w:vAlign w:val="center"/>
+          </w:tcPr>
+          <w:p>
+            <w:pPr>
+              <w:keepNext/>
+              <w:spacing w:before="20" w:after="20"/>
+            </w:pPr>
+            <w:r>
+              <w:rPr>
+                <w:rFonts w:ascii="游ゴシック" w:hAnsi="游ゴシック" w:eastAsia="游ゴシック"/>
+                <w:b w:val="0"/>
+                <w:i w:val="0"/>
+                <w:sz w:val="17"/>
+              </w:rPr>
+              <w:t>C-1</w:t>
+            </w:r>
+          </w:p>
+        </w:tc>
+        <w:tc>
+          <w:tcPr>
+            <w:tcW w:type="dxa" w:w="2779"/>
+            <w:vAlign w:val="center"/>
+          </w:tcPr>
+          <w:p>
+            <w:pPr>
+              <w:keepNext/>
+              <w:spacing w:before="20" w:after="20"/>
+            </w:pPr>
+            <w:r>
+              <w:rPr>
+                <w:rFonts w:ascii="游ゴシック" w:hAnsi="游ゴシック" w:eastAsia="游ゴシック"/>
+                <w:b w:val="0"/>
+                <w:i w:val="0"/>
+                <w:sz w:val="17"/>
+              </w:rPr>
+              <w:t>当方の算定　第1号被保険者負担割合24％</w:t>
+            </w:r>
+          </w:p>
+        </w:tc>
+        <w:tc>
+          <w:tcPr>
+            <w:tcW w:type="dxa" w:w="1650"/>
+            <w:vAlign w:val="center"/>
+          </w:tcPr>
+          <w:p>
+            <w:pPr>
+              <w:keepNext/>
+              <w:spacing w:before="20" w:after="20"/>
+              <w:jc w:val="right"/>
+            </w:pPr>
+            <w:r>
+              <w:rPr>
+                <w:rFonts w:ascii="游ゴシック" w:hAnsi="游ゴシック" w:eastAsia="游ゴシック"/>
+                <w:b w:val="0"/>
+                <w:i w:val="0"/>
+                <w:sz w:val="17"/>
+              </w:rPr>
+              <w:t>6,317円</w:t>
+            </w:r>
+          </w:p>
+        </w:tc>
+        <w:tc>
+          <w:tcPr>
+            <w:tcW w:type="dxa" w:w="1863"/>
+            <w:vAlign w:val="center"/>
+          </w:tcPr>
+          <w:p>
+            <w:pPr>
+              <w:keepNext/>
+              <w:spacing w:before="20" w:after="20"/>
+              <w:jc w:val="right"/>
+            </w:pPr>
+            <w:r>
+              <w:rPr>
+                <w:rFonts w:ascii="游ゴシック" w:hAnsi="游ゴシック" w:eastAsia="游ゴシック"/>
+                <w:b/>
+                <w:i w:val="0"/>
+                <w:sz w:val="17"/>
+              </w:rPr>
+              <w:t>6,400円</w:t>
+            </w:r>
+          </w:p>
+        </w:tc>
+        <w:tc>
+          <w:tcPr>
+            <w:tcW w:type="dxa" w:w="2057"/>
+            <w:vAlign w:val="center"/>
+          </w:tcPr>
+          <w:p>
+            <w:pPr>
+              <w:keepNext/>
+              <w:spacing w:before="20" w:after="20"/>
+              <w:jc w:val="right"/>
+            </w:pPr>
+            <w:r>
+              <w:rPr>
+                <w:rFonts w:ascii="游ゴシック" w:hAnsi="游ゴシック" w:eastAsia="游ゴシック"/>
+                <w:b/>
+                <w:i w:val="0"/>
+                <w:sz w:val="17"/>
+              </w:rPr>
+              <w:t>-200円</w:t>
+            </w:r>
+          </w:p>
+        </w:tc>
+      </w:tr>
+      <w:tr>
+        <w:tc>
+          <w:tcPr>
+            <w:tcW w:type="dxa" w:w="1403"/>
+            <w:vAlign w:val="center"/>
+          </w:tcPr>
+          <w:p>
+            <w:pPr>
+              <w:spacing w:before="20" w:after="20"/>
+            </w:pPr>
+            <w:r>
+              <w:rPr>
+                <w:rFonts w:ascii="游ゴシック" w:hAnsi="游ゴシック" w:eastAsia="游ゴシック"/>
+                <w:b w:val="0"/>
+                <w:i w:val="0"/>
+                <w:sz w:val="17"/>
+              </w:rPr>
               <w:t>C-2</w:t>
             </w:r>
           </w:p>
         </w:tc>
         <w:tc>
           <w:tcPr>
-            <w:tcW w:type="dxa" w:w="2747"/>
+            <w:tcW w:type="dxa" w:w="2779"/>
             <w:vAlign w:val="center"/>
           </w:tcPr>
           <w:p>
@@ -2203,7 +2413,7 @@
         </w:tc>
         <w:tc>
           <w:tcPr>
-            <w:tcW w:type="dxa" w:w="1657"/>
+            <w:tcW w:type="dxa" w:w="1650"/>
             <w:vAlign w:val="center"/>
           </w:tcPr>
           <w:p>
@@ -2224,7 +2434,7 @@
         </w:tc>
         <w:tc>
           <w:tcPr>
-            <w:tcW w:type="dxa" w:w="1872"/>
+            <w:tcW w:type="dxa" w:w="1863"/>
             <w:vAlign w:val="center"/>
           </w:tcPr>
           <w:p>
@@ -2245,7 +2455,7 @@
         </w:tc>
         <w:tc>
           <w:tcPr>
-            <w:tcW w:type="dxa" w:w="2069"/>
+            <w:tcW w:type="dxa" w:w="2057"/>
             <w:vAlign w:val="center"/>
           </w:tcPr>
           <w:p>
@@ -4676,7 +4886,7 @@
           <w:i w:val="0"/>
           <w:sz w:val="21"/>
         </w:rPr>
-        <w:t>ここに確かめていただきたいことがあります。</w:t>
+        <w:t>基金の残高は、町の財務書類（附属明細書「基金の明細」）で確かめられました。</w:t>
       </w:r>
     </w:p>
     <w:tbl>
@@ -4699,15 +4909,15 @@
         </w:tblCellMar>
       </w:tblPr>
       <w:tblGrid>
-        <w:gridCol w:w="2720"/>
-        <w:gridCol w:w="2156"/>
-        <w:gridCol w:w="1710"/>
-        <w:gridCol w:w="3165"/>
+        <w:gridCol w:w="2552"/>
+        <w:gridCol w:w="2081"/>
+        <w:gridCol w:w="1950"/>
+        <w:gridCol w:w="3169"/>
       </w:tblGrid>
       <w:tr>
         <w:tc>
           <w:tcPr>
-            <w:tcW w:type="dxa" w:w="2720"/>
+            <w:tcW w:type="dxa" w:w="2552"/>
             <w:shd w:val="clear" w:fill="1F3864"/>
             <w:vAlign w:val="center"/>
           </w:tcPr>
@@ -4730,7 +4940,7 @@
         </w:tc>
         <w:tc>
           <w:tcPr>
-            <w:tcW w:type="dxa" w:w="2156"/>
+            <w:tcW w:type="dxa" w:w="2081"/>
             <w:shd w:val="clear" w:fill="1F3864"/>
             <w:vAlign w:val="center"/>
           </w:tcPr>
@@ -4753,7 +4963,7 @@
         </w:tc>
         <w:tc>
           <w:tcPr>
-            <w:tcW w:type="dxa" w:w="1710"/>
+            <w:tcW w:type="dxa" w:w="1950"/>
             <w:shd w:val="clear" w:fill="1F3864"/>
             <w:vAlign w:val="center"/>
           </w:tcPr>
@@ -4776,7 +4986,7 @@
         </w:tc>
         <w:tc>
           <w:tcPr>
-            <w:tcW w:type="dxa" w:w="3165"/>
+            <w:tcW w:type="dxa" w:w="3169"/>
             <w:shd w:val="clear" w:fill="1F3864"/>
             <w:vAlign w:val="center"/>
           </w:tcPr>
@@ -4801,7 +5011,7 @@
       <w:tr>
         <w:tc>
           <w:tcPr>
-            <w:tcW w:type="dxa" w:w="2720"/>
+            <w:tcW w:type="dxa" w:w="2552"/>
             <w:vAlign w:val="center"/>
           </w:tcPr>
           <w:p>
@@ -4815,13 +5025,13 @@
                 <w:i w:val="0"/>
                 <w:sz w:val="17"/>
               </w:rPr>
-              <w:t>介護給付費準備基金 保有額（令和7年度末）</w:t>
-            </w:r>
-          </w:p>
-        </w:tc>
-        <w:tc>
-          <w:tcPr>
-            <w:tcW w:type="dxa" w:w="2156"/>
+              <w:t>介護給付費準備基金 残高（令和5年度末）</w:t>
+            </w:r>
+          </w:p>
+        </w:tc>
+        <w:tc>
+          <w:tcPr>
+            <w:tcW w:type="dxa" w:w="2081"/>
             <w:vAlign w:val="center"/>
           </w:tcPr>
           <w:p>
@@ -4836,13 +5046,13 @@
                 <w:i w:val="0"/>
                 <w:sz w:val="17"/>
               </w:rPr>
-              <w:t>12,000千円</w:t>
-            </w:r>
-          </w:p>
-        </w:tc>
-        <w:tc>
-          <w:tcPr>
-            <w:tcW w:type="dxa" w:w="1710"/>
+              <w:t>120,000千円</w:t>
+            </w:r>
+          </w:p>
+        </w:tc>
+        <w:tc>
+          <w:tcPr>
+            <w:tcW w:type="dxa" w:w="1950"/>
             <w:vAlign w:val="center"/>
           </w:tcPr>
           <w:p>
@@ -4857,13 +5067,13 @@
                 <w:i w:val="0"/>
                 <w:sz w:val="17"/>
               </w:rPr>
-              <w:t>年報 様式4</w:t>
-            </w:r>
-          </w:p>
-        </w:tc>
-        <w:tc>
-          <w:tcPr>
-            <w:tcW w:type="dxa" w:w="3165"/>
+              <w:t>町の財務書類</w:t>
+            </w:r>
+          </w:p>
+        </w:tc>
+        <w:tc>
+          <w:tcPr>
+            <w:tcW w:type="dxa" w:w="3169"/>
             <w:vAlign w:val="center"/>
           </w:tcPr>
           <w:p>
@@ -4878,7 +5088,7 @@
                 <w:i w:val="0"/>
                 <w:sz w:val="17"/>
               </w:rPr>
-              <w:t>令和4年度末の120,000千円から1桁減っています</w:t>
+              <w:t>財産に関する調書の記載額と同じ</w:t>
             </w:r>
           </w:p>
         </w:tc>
@@ -4886,12 +5096,11 @@
       <w:tr>
         <w:tc>
           <w:tcPr>
-            <w:tcW w:type="dxa" w:w="2720"/>
-            <w:vAlign w:val="center"/>
-          </w:tcPr>
-          <w:p>
-            <w:pPr>
-              <w:keepNext/>
+            <w:tcW w:type="dxa" w:w="2552"/>
+            <w:vAlign w:val="center"/>
+          </w:tcPr>
+          <w:p>
+            <w:pPr>
               <w:spacing w:before="20" w:after="20"/>
             </w:pPr>
             <w:r>
@@ -4901,18 +5110,17 @@
                 <w:i w:val="0"/>
                 <w:sz w:val="17"/>
               </w:rPr>
-              <w:t>歳入歳出差引残額（令和6年度末）</w:t>
-            </w:r>
-          </w:p>
-        </w:tc>
-        <w:tc>
-          <w:tcPr>
-            <w:tcW w:type="dxa" w:w="2156"/>
-            <w:vAlign w:val="center"/>
-          </w:tcPr>
-          <w:p>
-            <w:pPr>
-              <w:keepNext/>
+              <w:t>同（令和8年度末見込）</w:t>
+            </w:r>
+          </w:p>
+        </w:tc>
+        <w:tc>
+          <w:tcPr>
+            <w:tcW w:type="dxa" w:w="2081"/>
+            <w:vAlign w:val="center"/>
+          </w:tcPr>
+          <w:p>
+            <w:pPr>
               <w:spacing w:before="20" w:after="20"/>
               <w:jc w:val="right"/>
             </w:pPr>
@@ -4923,18 +5131,17 @@
                 <w:i w:val="0"/>
                 <w:sz w:val="17"/>
               </w:rPr>
-              <w:t>144,205,672円</w:t>
-            </w:r>
-          </w:p>
-        </w:tc>
-        <w:tc>
-          <w:tcPr>
-            <w:tcW w:type="dxa" w:w="1710"/>
-            <w:vAlign w:val="center"/>
-          </w:tcPr>
-          <w:p>
-            <w:pPr>
-              <w:keepNext/>
+              <w:t>210,000千円</w:t>
+            </w:r>
+          </w:p>
+        </w:tc>
+        <w:tc>
+          <w:tcPr>
+            <w:tcW w:type="dxa" w:w="1950"/>
+            <w:vAlign w:val="center"/>
+          </w:tcPr>
+          <w:p>
+            <w:pPr>
               <w:spacing w:before="20" w:after="20"/>
               <w:jc w:val="right"/>
             </w:pPr>
@@ -4945,29 +5152,28 @@
                 <w:i w:val="0"/>
                 <w:sz w:val="17"/>
               </w:rPr>
-              <w:t>年報 様式4</w:t>
-            </w:r>
-          </w:p>
-        </w:tc>
-        <w:tc>
-          <w:tcPr>
-            <w:tcW w:type="dxa" w:w="3165"/>
-            <w:vAlign w:val="center"/>
-          </w:tcPr>
-          <w:p>
-            <w:pPr>
-              <w:keepNext/>
+              <w:t>決算・令和8年度予算</w:t>
+            </w:r>
+          </w:p>
+        </w:tc>
+        <w:tc>
+          <w:tcPr>
+            <w:tcW w:type="dxa" w:w="3169"/>
+            <w:vAlign w:val="center"/>
+          </w:tcPr>
+          <w:p>
+            <w:pPr>
               <w:spacing w:before="20" w:after="20"/>
               <w:jc w:val="right"/>
             </w:pPr>
             <w:r>
               <w:rPr>
                 <w:rFonts w:ascii="游ゴシック" w:hAnsi="游ゴシック" w:eastAsia="游ゴシック"/>
-                <w:b/>
-                <w:i w:val="0"/>
-                <w:sz w:val="17"/>
-              </w:rPr>
-              <w:t>繰越金として滞留しています</w:t>
+                <w:b w:val="0"/>
+                <w:i w:val="0"/>
+                <w:sz w:val="17"/>
+              </w:rPr>
+              <w:t>以後の積立と令和8年度予算（当初・9月補正）の積立を足したもの</w:t>
             </w:r>
           </w:p>
         </w:tc>
@@ -4975,11 +5181,12 @@
       <w:tr>
         <w:tc>
           <w:tcPr>
-            <w:tcW w:type="dxa" w:w="2720"/>
-            <w:vAlign w:val="center"/>
-          </w:tcPr>
-          <w:p>
-            <w:pPr>
+            <w:tcW w:type="dxa" w:w="2552"/>
+            <w:vAlign w:val="center"/>
+          </w:tcPr>
+          <w:p>
+            <w:pPr>
+              <w:keepNext/>
               <w:spacing w:before="20" w:after="20"/>
             </w:pPr>
             <w:r>
@@ -4989,13 +5196,101 @@
                 <w:i w:val="0"/>
                 <w:sz w:val="17"/>
               </w:rPr>
+              <w:t>歳入歳出差引残額（令和6年度末）</w:t>
+            </w:r>
+          </w:p>
+        </w:tc>
+        <w:tc>
+          <w:tcPr>
+            <w:tcW w:type="dxa" w:w="2081"/>
+            <w:vAlign w:val="center"/>
+          </w:tcPr>
+          <w:p>
+            <w:pPr>
+              <w:keepNext/>
+              <w:spacing w:before="20" w:after="20"/>
+              <w:jc w:val="right"/>
+            </w:pPr>
+            <w:r>
+              <w:rPr>
+                <w:rFonts w:ascii="游ゴシック" w:hAnsi="游ゴシック" w:eastAsia="游ゴシック"/>
+                <w:b w:val="0"/>
+                <w:i w:val="0"/>
+                <w:sz w:val="17"/>
+              </w:rPr>
+              <w:t>144,205,672円</w:t>
+            </w:r>
+          </w:p>
+        </w:tc>
+        <w:tc>
+          <w:tcPr>
+            <w:tcW w:type="dxa" w:w="1950"/>
+            <w:vAlign w:val="center"/>
+          </w:tcPr>
+          <w:p>
+            <w:pPr>
+              <w:keepNext/>
+              <w:spacing w:before="20" w:after="20"/>
+              <w:jc w:val="right"/>
+            </w:pPr>
+            <w:r>
+              <w:rPr>
+                <w:rFonts w:ascii="游ゴシック" w:hAnsi="游ゴシック" w:eastAsia="游ゴシック"/>
+                <w:b w:val="0"/>
+                <w:i w:val="0"/>
+                <w:sz w:val="17"/>
+              </w:rPr>
+              <w:t>年報 様式4</w:t>
+            </w:r>
+          </w:p>
+        </w:tc>
+        <w:tc>
+          <w:tcPr>
+            <w:tcW w:type="dxa" w:w="3169"/>
+            <w:vAlign w:val="center"/>
+          </w:tcPr>
+          <w:p>
+            <w:pPr>
+              <w:keepNext/>
+              <w:spacing w:before="20" w:after="20"/>
+              <w:jc w:val="right"/>
+            </w:pPr>
+            <w:r>
+              <w:rPr>
+                <w:rFonts w:ascii="游ゴシック" w:hAnsi="游ゴシック" w:eastAsia="游ゴシック"/>
+                <w:b/>
+                <w:i w:val="0"/>
+                <w:sz w:val="17"/>
+              </w:rPr>
+              <w:t>繰越金として滞留しています</w:t>
+            </w:r>
+          </w:p>
+        </w:tc>
+      </w:tr>
+      <w:tr>
+        <w:tc>
+          <w:tcPr>
+            <w:tcW w:type="dxa" w:w="2552"/>
+            <w:vAlign w:val="center"/>
+          </w:tcPr>
+          <w:p>
+            <w:pPr>
+              <w:spacing w:before="20" w:after="20"/>
+            </w:pPr>
+            <w:r>
+              <w:rPr>
+                <w:rFonts w:ascii="游ゴシック" w:hAnsi="游ゴシック" w:eastAsia="游ゴシック"/>
+                <w:b w:val="0"/>
+                <w:i w:val="0"/>
+                <w:sz w:val="17"/>
+              </w:rPr>
               <w:t>第9期の取崩額</w:t>
             </w:r>
           </w:p>
         </w:tc>
         <w:tc>
           <w:tcPr>
-            <w:tcW w:type="dxa" w:w="2156"/>
+            <w:tcW w:type="dxa" w:w="2081"/>
             <w:vAlign w:val="center"/>
           </w:tcPr>
           <w:p>
@@ -5016,7 +5311,7 @@
         </w:tc>
         <w:tc>
           <w:tcPr>
-            <w:tcW w:type="dxa" w:w="1710"/>
+            <w:tcW w:type="dxa" w:w="1950"/>
             <w:vAlign w:val="center"/>
           </w:tcPr>
           <w:p>
@@ -5037,7 +5332,7 @@
         </w:tc>
         <w:tc>
           <w:tcPr>
-            <w:tcW w:type="dxa" w:w="3165"/>
+            <w:tcW w:type="dxa" w:w="3169"/>
             <w:vAlign w:val="center"/>
           </w:tcPr>
           <w:p>
@@ -5052,7 +5347,16 @@
                 <w:i w:val="0"/>
                 <w:sz w:val="17"/>
               </w:rPr>
-              <w:t>基金が12,000千円しかなければ、同額の取崩はできません</w:t>
+              <w:t>残高の範囲内で実行できます</w:t>
+            </w:r>
+            <w:r>
+              <w:rPr>
+                <w:rFonts w:ascii="游ゴシック" w:hAnsi="游ゴシック" w:eastAsia="游ゴシック"/>
+                <w:b w:val="0"/>
+                <w:i w:val="0"/>
+                <w:sz w:val="17"/>
+              </w:rPr>
+              <w:t>（令和2年度以降、取崩しはありません）</w:t>
             </w:r>
           </w:p>
         </w:tc>
@@ -5074,7 +5378,7 @@
           <w:i w:val="0"/>
           <w:sz w:val="21"/>
         </w:rPr>
-        <w:t>基金運用状況調書で実額をご確認ください。</w:t>
+        <w:t>令和7年度末の残高（財産に関する調書）をご確認ください。</w:t>
       </w:r>
       <w:r>
         <w:rPr>
@@ -5083,7 +5387,7 @@
           <w:i w:val="0"/>
           <w:sz w:val="21"/>
         </w:rPr>
-        <w:t>取崩の実績なのか年報の入力誤りなのかで、打てる手が変わります。</w:t>
+        <w:t>年報 様式4 の保有額は財務書類と合わないため用いません。</w:t>
       </w:r>
       <w:r>
         <w:rPr>
@@ -5456,7 +5760,7 @@
           <w:i w:val="0"/>
           <w:sz w:val="21"/>
         </w:rPr>
-        <w:t>年報 様式4 の基金保有額は12,000千円ですが、令和4年度末の120,000千円から1桁減っています。</w:t>
+        <w:t>基金の残高は、町の財務書類で令和5年度末120,000千円、令和8年度末見込210,000千円です。</w:t>
       </w:r>
       <w:r>
         <w:rPr>
@@ -5474,7 +5778,7 @@
           <w:i w:val="0"/>
           <w:sz w:val="21"/>
         </w:rPr>
-        <w:t>基金運用状況調書で実額をご確認ください。</w:t>
+        <w:t>令和7年度末の残高（財産に関する調書）と令和8年度9月補正の積立の執行をご確認ください。</w:t>
       </w:r>
       <w:r>
         <w:rPr>
@@ -5483,7 +5787,7 @@
           <w:i w:val="0"/>
           <w:sz w:val="21"/>
         </w:rPr>
-        <w:t>取崩実績なのか年報の入力誤りなのかで、打てる手が変わります</w:t>
+        <w:t>第10期にどれだけ取り崩すかで、打てる手が変わります</w:t>
       </w:r>
     </w:p>
     <w:p>

--- a/小野町_引継ぎ_整理済/19_打合せ/小野町_打合せ資料_現在地と論点_20261005.docx
+++ b/小野町_引継ぎ_整理済/19_打合せ/小野町_打合せ資料_現在地と論点_20261005.docx
@@ -566,7 +566,7 @@
                 <w:i w:val="0"/>
                 <w:sz w:val="17"/>
               </w:rPr>
-              <w:t>1件（認知症の設問の項目名）を訂正し、報告書そのものの中の食い違いを3件見つけました</w:t>
+              <w:t>認知症の設問の項目名を原本に合わせ、報告書そのものの中の食い違いを3件見つけました</w:t>
             </w:r>
             <w:r>
               <w:rPr>
@@ -5396,7 +5396,7 @@
           <w:i w:val="0"/>
           <w:sz w:val="21"/>
         </w:rPr>
-        <w:t>仮に繰越金144.2百万円の一部を基金に積み立てれば、第10期での取崩による引下げも選択肢に入ります。</w:t>
+        <w:t>繰越金144.2百万円の一部を基金に積み立てれば、第10期での取崩の余地はさらに広がります。</w:t>
       </w:r>
     </w:p>
     <w:p>
@@ -8496,7 +8496,7 @@
           <w:i w:val="0"/>
           <w:sz w:val="21"/>
         </w:rPr>
-        <w:t>1件だけ、認知症の設問で項目名の取り違えがありましたので訂正しました。</w:t>
+        <w:t>認知症の設問の項目名は、原本のとおり次のとおりです。</w:t>
       </w:r>
       <w:r>
         <w:rPr>
@@ -8505,16 +8505,16 @@
           <w:i w:val="0"/>
           <w:sz w:val="21"/>
         </w:rPr>
-        <w:t>「認知症の方や家族を地域で支えていくために必要なこと」の最多54.1％は、「相談窓口の充実」ではなく「地域での見守りや声掛け」です（選択肢に「相談窓口の充実」はありません）。</w:t>
+        <w:t>「認知症の方や家族を地域で支えていくために必要なこと」の最多54.1％は、「地域での見守りや声掛け」です。</w:t>
       </w:r>
       <w:r>
         <w:rPr>
           <w:rFonts w:ascii="游ゴシック" w:hAnsi="游ゴシック" w:eastAsia="游ゴシック"/>
-          <w:b/>
+          <w:b w:val="0"/>
           <w:i w:val="0"/>
           <w:sz w:val="21"/>
         </w:rPr>
-        <w:t>素案・協議会資料・調査結果報告書の3点を直しました。</w:t>
+        <w:t>素案・協議会資料・調査結果報告書の3点とも、この項目名で記載しています。</w:t>
       </w:r>
     </w:p>
     <w:p>
